--- a/content/Bios/James_Roorda.docx
+++ b/content/Bios/James_Roorda.docx
@@ -1,154 +1,8 @@
 
 <file path=word/document.xml><?xml version="1.0" encoding="utf-8"?>
-<w:document xmlns:w14="http://schemas.microsoft.com/office/word/2010/wordml" xmlns:wp14="http://schemas.microsoft.com/office/word/2010/wordprocessingDrawing" xmlns:w="http://schemas.openxmlformats.org/wordprocessingml/2006/main" xmlns:m="http://schemas.openxmlformats.org/officeDocument/2006/math" xmlns:r="http://schemas.openxmlformats.org/officeDocument/2006/relationships" xmlns:o="urn:schemas-microsoft-com:office:office" xmlns:v="urn:schemas-microsoft-com:vml" xmlns:w10="urn:schemas-microsoft-com:office:word" xmlns:a="http://schemas.openxmlformats.org/drawingml/2006/main" xmlns:pic="http://schemas.openxmlformats.org/drawingml/2006/picture" xmlns:wp="http://schemas.openxmlformats.org/drawingml/2006/wordprocessingDrawing" xmlns:mc="http://schemas.openxmlformats.org/markup-compatibility/2006" mc:Ignorable="w14 wp14">
+<w:document xmlns:ns1="http://schemas.openxmlformats.org/markup-compatibility/2006" xmlns:ns2="http://schemas.microsoft.com/office/word/2010/wordml" xmlns:w="http://schemas.openxmlformats.org/wordprocessingml/2006/main" ns1:Ignorable="w14 wp14">
   <w:body>
-    <w:p xmlns:wp14="http://schemas.microsoft.com/office/word/2010/wordml" wp14:textId="77777777">
-      <w:pPr>
-        <w:pStyle w:val="FirstParagraph"/>
-      </w:pPr>
-      <w:r>
-        <w:rPr/>
-        <w:t>Hall of Fame Inductee James “Jim” Roorda – Denver</w:t>
-      </w:r>
-      <w:r>
-        <w:rPr/>
-        <w:t xml:space="preserve"> </w:t>
-      </w:r>
-      <w:r>
-        <w:rPr/>
-        <w:t xml:space="preserve">James “Jim” Roorda graduated in 1959 from Denver South High School where he was </w:t>
-      </w:r>
-      <w:r>
-        <w:rPr/>
-        <w:t>very involved</w:t>
-      </w:r>
-      <w:r>
-        <w:rPr/>
-        <w:t xml:space="preserve"> </w:t>
-      </w:r>
-      <w:r>
-        <w:rPr/>
-        <w:t>athletically and named to the All-State baseball team as a catcher. Jim furthered his education by</w:t>
-      </w:r>
-      <w:r>
-        <w:rPr/>
-        <w:t xml:space="preserve"> </w:t>
-      </w:r>
-      <w:r>
-        <w:rPr/>
-        <w:t>earning a B.A. degree from U.N.C. and then a master’s degree from C.S.U.</w:t>
-      </w:r>
-      <w:r>
-        <w:rPr/>
-        <w:t xml:space="preserve"> </w:t>
-      </w:r>
-      <w:r>
-        <w:rPr/>
-        <w:t>Jim’s career was focused on vocational education, teaching distributive education in both Las Animas</w:t>
-      </w:r>
-      <w:r>
-        <w:rPr/>
-        <w:t xml:space="preserve"> </w:t>
-      </w:r>
-      <w:r>
-        <w:rPr/>
-        <w:t>and Loveland. He went on to become an associate director of vocational education at Aims Community</w:t>
-      </w:r>
-      <w:r>
-        <w:rPr/>
-        <w:t xml:space="preserve"> </w:t>
-      </w:r>
-      <w:r>
-        <w:rPr/>
-        <w:t>College in its formative years. This led to him becoming a member of the state board for vocational</w:t>
-      </w:r>
-      <w:r>
-        <w:rPr/>
-        <w:t xml:space="preserve"> </w:t>
-      </w:r>
-      <w:r>
-        <w:rPr/>
-        <w:t>education in Denver. He finished his career with the St. Vrain Valley School District.</w:t>
-      </w:r>
-      <w:r>
-        <w:rPr/>
-        <w:t xml:space="preserve"> </w:t>
-      </w:r>
-      <w:r>
-        <w:rPr/>
-        <w:t xml:space="preserve">Jim was </w:t>
-      </w:r>
-      <w:r>
-        <w:rPr/>
-        <w:t>a very active</w:t>
-      </w:r>
-      <w:r>
-        <w:rPr/>
-        <w:t xml:space="preserve"> dad who was always there for his boys and their activities, as a coach, </w:t>
-      </w:r>
-      <w:r>
-        <w:rPr/>
-        <w:t>cheerleader</w:t>
-      </w:r>
-      <w:r>
-        <w:rPr/>
-        <w:t xml:space="preserve"> </w:t>
-      </w:r>
-      <w:r>
-        <w:rPr/>
-        <w:t>or spectator. Jim was one of the five men along with some key city council members that were</w:t>
-      </w:r>
-      <w:r>
-        <w:rPr/>
-        <w:t xml:space="preserve"> </w:t>
-      </w:r>
-      <w:r>
-        <w:rPr/>
-        <w:t xml:space="preserve">instrumental in planning and building Centennial Baseball fields. He was </w:t>
-      </w:r>
-      <w:r>
-        <w:rPr/>
-        <w:t>very proud</w:t>
-      </w:r>
-      <w:r>
-        <w:rPr/>
-        <w:t xml:space="preserve"> of this achievement,</w:t>
-      </w:r>
-      <w:r>
-        <w:rPr/>
-        <w:t xml:space="preserve"> </w:t>
-      </w:r>
-      <w:r>
-        <w:rPr/>
-        <w:t xml:space="preserve">knowing that thousands of young people have </w:t>
-      </w:r>
-      <w:r>
-        <w:rPr/>
-        <w:t>benefited</w:t>
-      </w:r>
-      <w:r>
-        <w:rPr/>
-        <w:t xml:space="preserve"> from using this facility.</w:t>
-      </w:r>
-    </w:p>
-    <w:p>
-      <w:pPr>
-        <w:pStyle w:val="BodyText"/>
-      </w:pPr>
-    </w:p>
-    <w:p>
-      <w:pPr>
-        <w:pStyle w:val="Title"/>
-      </w:pPr>
-      <w:r>
-        <w:rPr>
-          <w:noProof w:val="0"/>
-          <w:lang w:val="en-US"/>
-        </w:rPr>
-        <w:t>Revised Biography: James “Jim” Roorda</w:t>
-      </w:r>
-    </w:p>
-    <w:p>
+    <w:p ns2:paraId="3C084394" ns2:textId="45020332">
       <w:pPr>
         <w:pStyle w:val="Subtitle"/>
         <w:rPr/>
@@ -161,7 +15,7 @@
         <w:t>Hall of Fame Inductee – Denver</w:t>
       </w:r>
     </w:p>
-    <w:p>
+    <w:p ns2:paraId="6384205F" ns2:textId="42AA784F">
       <w:pPr>
         <w:spacing w:before="0" w:beforeAutospacing="off" w:after="0" w:afterAutospacing="off" w:line="300" w:lineRule="auto"/>
         <w:rPr>
@@ -261,7 +115,7 @@
         <w:t>C.S.U.</w:t>
       </w:r>
     </w:p>
-    <w:p>
+    <w:p ns2:paraId="711CB3FF" ns2:textId="7D597874">
       <w:pPr>
         <w:spacing w:before="0" w:beforeAutospacing="off" w:after="0" w:afterAutospacing="off" w:line="300" w:lineRule="auto"/>
         <w:rPr>
@@ -403,7 +257,7 @@
         <w:t>.</w:t>
       </w:r>
     </w:p>
-    <w:p>
+    <w:p ns2:paraId="3B9A80E4" ns2:textId="1A9EE121">
       <w:pPr>
         <w:spacing w:before="0" w:beforeAutospacing="off" w:after="0" w:afterAutospacing="off" w:line="300" w:lineRule="auto"/>
         <w:rPr>
@@ -517,7 +371,7 @@
         <w:t xml:space="preserve"> thousands of young athletes for generations to come.</w:t>
       </w:r>
     </w:p>
-    <w:p>
+    <w:p ns2:paraId="356D6879" ns2:textId="56C7D0F5">
       <w:pPr>
         <w:pStyle w:val="BodyText"/>
       </w:pPr>
